--- a/site/docs/itam-maturity/sop.docx
+++ b/site/docs/itam-maturity/sop.docx
@@ -203,6 +203,132 @@
         <w:tab/>
       </w:r>
       <w:r>
+        <w:t xml:space="preserve">Check that license counts are backed by proofs of purchase kept as long as the records schedule requires, using </w:t>
+      </w:r>
+      <w:r>
+        <w:t xml:space="preserve">Proof of purchase check template</w:t>
+      </w:r>
+      <w:r>
+        <w:t xml:space="preserve">; lower the score where proofs are missing </w:t>
+      </w:r>
+      <w:r>
+        <w:rPr>
+          <w:b/>
+        </w:rPr>
+        <w:t xml:space="preserve">XW-006</w:t>
+      </w:r>
+      <w:r>
+        <w:t xml:space="preserve"> </w:t>
+      </w:r>
+      <w:r>
+        <w:rPr>
+          <w:b/>
+        </w:rPr>
+        <w:t xml:space="preserve">XW-007</w:t>
+      </w:r>
+    </w:p>
+    <w:p>
+      <w:pPr>
+        <w:spacing w:after="60"/>
+        <w:ind w:left="720" w:hanging="360"/>
+      </w:pPr>
+      <w:r>
+        <w:t xml:space="preserve">5.</w:t>
+      </w:r>
+      <w:r>
+        <w:tab/>
+      </w:r>
+      <w:r>
+        <w:t xml:space="preserve">Check that an acquisition gate is in use and no purchase bypasses it </w:t>
+      </w:r>
+      <w:r>
+        <w:rPr>
+          <w:b/>
+        </w:rPr>
+        <w:t xml:space="preserve">XW-009</w:t>
+      </w:r>
+      <w:r>
+        <w:t xml:space="preserve"> </w:t>
+      </w:r>
+      <w:r>
+        <w:rPr>
+          <w:b/>
+        </w:rPr>
+        <w:t xml:space="preserve">XW-027</w:t>
+      </w:r>
+    </w:p>
+    <w:p>
+      <w:pPr>
+        <w:spacing w:after="60"/>
+        <w:ind w:left="720" w:hanging="360"/>
+      </w:pPr>
+      <w:r>
+        <w:t xml:space="preserve">6.</w:t>
+      </w:r>
+      <w:r>
+        <w:tab/>
+      </w:r>
+      <w:r>
+        <w:t xml:space="preserve">Check that invoices are reviewed against the contract before payment </w:t>
+      </w:r>
+      <w:r>
+        <w:rPr>
+          <w:b/>
+        </w:rPr>
+        <w:t xml:space="preserve">XW-012</w:t>
+      </w:r>
+      <w:r>
+        <w:t xml:space="preserve"> </w:t>
+      </w:r>
+      <w:r>
+        <w:rPr>
+          <w:b/>
+        </w:rPr>
+        <w:t xml:space="preserve">XW-013</w:t>
+      </w:r>
+    </w:p>
+    <w:p>
+      <w:pPr>
+        <w:spacing w:after="60"/>
+        <w:ind w:left="720" w:hanging="360"/>
+      </w:pPr>
+      <w:r>
+        <w:t xml:space="preserve">7.</w:t>
+      </w:r>
+      <w:r>
+        <w:tab/>
+      </w:r>
+      <w:r>
+        <w:t xml:space="preserve">Check that an audit response plan exists and was tested, for example by a dry run </w:t>
+      </w:r>
+      <w:r>
+        <w:rPr>
+          <w:b/>
+        </w:rPr>
+        <w:t xml:space="preserve">XW-004</w:t>
+      </w:r>
+      <w:r>
+        <w:t xml:space="preserve"> </w:t>
+      </w:r>
+      <w:r>
+        <w:rPr>
+          <w:b/>
+        </w:rPr>
+        <w:t xml:space="preserve">XW-020</w:t>
+      </w:r>
+    </w:p>
+    <w:p>
+      <w:pPr>
+        <w:spacing w:after="60"/>
+        <w:ind w:left="720" w:hanging="360"/>
+      </w:pPr>
+      <w:r>
+        <w:t xml:space="preserve">8.</w:t>
+      </w:r>
+      <w:r>
+        <w:tab/>
+      </w:r>
+      <w:r>
         <w:t xml:space="preserve">Map each of the nine areas to its crosswalk rows so the assessment ties back to the frameworks it draws on </w:t>
       </w:r>
       <w:r>
@@ -218,7 +344,7 @@
         <w:ind w:left="720" w:hanging="360"/>
       </w:pPr>
       <w:r>
-        <w:t xml:space="preserve">5.</w:t>
+        <w:t xml:space="preserve">9.</w:t>
       </w:r>
       <w:r>
         <w:tab/>
@@ -239,7 +365,7 @@
         <w:ind w:left="720" w:hanging="360"/>
       </w:pPr>
       <w:r>
-        <w:t xml:space="preserve">6.</w:t>
+        <w:t xml:space="preserve">10.</w:t>
       </w:r>
       <w:r>
         <w:tab/>
@@ -260,7 +386,7 @@
         <w:ind w:left="720" w:hanging="360"/>
       </w:pPr>
       <w:r>
-        <w:t xml:space="preserve">7.</w:t>
+        <w:t xml:space="preserve">11.</w:t>
       </w:r>
       <w:r>
         <w:tab/>
@@ -281,7 +407,7 @@
         <w:ind w:left="720" w:hanging="360"/>
       </w:pPr>
       <w:r>
-        <w:t xml:space="preserve">8.</w:t>
+        <w:t xml:space="preserve">12.</w:t>
       </w:r>
       <w:r>
         <w:tab/>
@@ -317,6 +443,21 @@
       </w:r>
       <w:r>
         <w:t xml:space="preserve">The dated score table with the evidence cited for each area.</w:t>
+      </w:r>
+    </w:p>
+    <w:p>
+      <w:pPr>
+        <w:spacing w:after="60"/>
+        <w:ind w:left="720" w:hanging="360"/>
+      </w:pPr>
+      <w:r>
+        <w:t xml:space="preserve">•</w:t>
+      </w:r>
+      <w:r>
+        <w:tab/>
+      </w:r>
+      <w:r>
+        <w:t xml:space="preserve">The proof-of-purchase check, acquisition gate use, invoice review records, and audit response plan test cited for the four practices.</w:t>
       </w:r>
     </w:p>
     <w:p>
